--- a/rapports/2026-06-06/EQ26/EQ26_sup_v2/DR_091201010013/64-76-61-34.docx
+++ b/rapports/2026-06-06/EQ26/EQ26_sup_v2/DR_091201010013/64-76-61-34.docx
@@ -297,7 +297,7 @@
           <w:color w:val="1F6FEB"/>
           <w:sz w:val="22"/>
         </w:rPr>
-        <w:t>⚠ INCOHÉRENCES À CORRIGER (99)</w:t>
+        <w:t>⚠ INCOHÉRENCES À CORRIGER (93)</w:t>
       </w:r>
     </w:p>
     <w:tbl>
@@ -454,7 +454,7 @@
                 <w:color w:val="16A34A"/>
                 <w:sz w:val="16"/>
               </w:rPr>
-              <w:t>—</w:t>
+              <w:t>s00q10, s01q35, s01q36, s01q37, s02q04, s02q15, s01q00b, s02q17_code</w:t>
             </w:r>
           </w:p>
         </w:tc>
@@ -485,7 +485,7 @@
                 <w:i w:val="0"/>
                 <w:sz w:val="17"/>
               </w:rPr>
-              <w:t>Incohérence!!! seulement les écoles privées paient les frais de scolarité (y compris les frais d'inscription).</w:t>
+              <w:t>Avertissement!!! L'âge (20 ans) de ABDOU DIOUF avec son niveau d'étude (1ére année Secondaire 1 (Moyen) Général) semble incoherent, veuillez confirmer cette information avec le QG ou corriger l'incohérence.</w:t>
             </w:r>
           </w:p>
         </w:tc>
@@ -544,7 +544,7 @@
                 <w:color w:val="16A34A"/>
                 <w:sz w:val="16"/>
               </w:rPr>
-              <w:t>s00q10, s01q35, s01q36, s01q37, s02q04, s02q15, s01q00b, s02q17_code</w:t>
+              <w:t>s01q32, s01q36, s01q38, s04q37_modif, s02q33, s02q34, s01q00b</w:t>
             </w:r>
           </w:p>
         </w:tc>
@@ -575,7 +575,7 @@
                 <w:i w:val="0"/>
                 <w:sz w:val="17"/>
               </w:rPr>
-              <w:t>Avertissement!!! L'âge (20 ans) de ABDOU DIOUF avec son niveau d'étude (1ére année Secondaire 1 (Moyen) Général) semble incoherent, veuillez confirmer cette information avec le QG ou corriger l'incohérence.</w:t>
+              <w:t>Peu probable!!! Vu l'âge (20 ans) de ABDOU DIOUF ou l'année à laquelle ABDOU DIOUF a fréquenté l'école pour la dernière fois (.) le dernier diplome de ABDOU DIOUF ne peut être le Certificat d'études primaires (CEP), prière de corriger cette incohérence ou confirmer avec le QG.</w:t>
             </w:r>
           </w:p>
         </w:tc>
@@ -634,7 +634,7 @@
                 <w:color w:val="16A34A"/>
                 <w:sz w:val="16"/>
               </w:rPr>
-              <w:t>s01q32, s01q36, s01q38, s04q37_modif, s02q33, s02q34, s01q00b</w:t>
+              <w:t>s02q33, s01q00b</w:t>
             </w:r>
           </w:p>
         </w:tc>
@@ -665,7 +665,7 @@
                 <w:i w:val="0"/>
                 <w:sz w:val="17"/>
               </w:rPr>
-              <w:t>Peu probable!!! Vu l'âge (20 ans) de ABDOU DIOUF ou l'année à laquelle ABDOU DIOUF a fréquenté l'école pour la dernière fois (.) le dernier diplome de ABDOU DIOUF ne peut être le Certificat d'études primaires (CEP), prière de corriger cette incohérence ou confirmer avec le QG.</w:t>
+              <w:t>Incoherent!!! La dernière fois que MARIE DIENG a  fréquenté l'école est 9999.</w:t>
             </w:r>
           </w:p>
         </w:tc>
@@ -698,6 +698,1266 @@
                 <w:i w:val="0"/>
                 <w:sz w:val="16"/>
               </w:rPr>
+              <w:t>S10</w:t>
+              <w:br/>
+            </w:r>
+            <w:r>
+              <w:rPr>
+                <w:b w:val="0"/>
+                <w:i w:val="0"/>
+                <w:color w:val="64748B"/>
+                <w:sz w:val="14"/>
+              </w:rPr>
+              <w:t>Logement</w:t>
+            </w:r>
+          </w:p>
+        </w:tc>
+        <w:tc>
+          <w:tcPr>
+            <w:tcW w:type="dxa" w:w="1531"/>
+          </w:tcPr>
+          <w:p>
+            <w:r>
+              <w:rPr>
+                <w:b/>
+                <w:i w:val="0"/>
+                <w:color w:val="16A34A"/>
+                <w:sz w:val="16"/>
+              </w:rPr>
+              <w:t>S04q10, S04q14</w:t>
+            </w:r>
+          </w:p>
+        </w:tc>
+        <w:tc>
+          <w:tcPr>
+            <w:tcW w:type="dxa" w:w="1191"/>
+          </w:tcPr>
+          <w:p>
+            <w:r>
+              <w:rPr>
+                <w:b w:val="0"/>
+                <w:i w:val="0"/>
+                <w:color w:val="64748B"/>
+                <w:sz w:val="16"/>
+              </w:rPr>
+              <w:t>GT-CQ</w:t>
+            </w:r>
+          </w:p>
+        </w:tc>
+        <w:tc>
+          <w:tcPr>
+            <w:tcW w:type="dxa" w:w="4706"/>
+          </w:tcPr>
+          <w:p>
+            <w:r>
+              <w:rPr>
+                <w:b w:val="0"/>
+                <w:i w:val="0"/>
+                <w:sz w:val="17"/>
+              </w:rPr>
+              <w:t>Incoherence!! Au moins un membre du ménage a répondu oui à la question S04q10 ou S04q14, alors qu'aucune entreprise non agricole n'est déclarée pour le ménage.</w:t>
+            </w:r>
+          </w:p>
+        </w:tc>
+      </w:tr>
+      <w:tr>
+        <w:tc>
+          <w:tcPr>
+            <w:tcW w:type="dxa" w:w="964"/>
+          </w:tcPr>
+          <w:p>
+            <w:r>
+              <w:rPr>
+                <w:b/>
+                <w:i w:val="0"/>
+                <w:color w:val="DC2626"/>
+                <w:sz w:val="16"/>
+              </w:rPr>
+              <w:t>Haute</w:t>
+            </w:r>
+          </w:p>
+        </w:tc>
+        <w:tc>
+          <w:tcPr>
+            <w:tcW w:type="dxa" w:w="1247"/>
+          </w:tcPr>
+          <w:p>
+            <w:r>
+              <w:rPr>
+                <w:b/>
+                <w:i w:val="0"/>
+                <w:sz w:val="16"/>
+              </w:rPr>
+              <w:t>S11</w:t>
+              <w:br/>
+            </w:r>
+            <w:r>
+              <w:rPr>
+                <w:b w:val="0"/>
+                <w:i w:val="0"/>
+                <w:color w:val="64748B"/>
+                <w:sz w:val="14"/>
+              </w:rPr>
+              <w:t>Logement / cadre de vie</w:t>
+            </w:r>
+          </w:p>
+        </w:tc>
+        <w:tc>
+          <w:tcPr>
+            <w:tcW w:type="dxa" w:w="1531"/>
+          </w:tcPr>
+          <w:p>
+            <w:r>
+              <w:rPr>
+                <w:b/>
+                <w:i w:val="0"/>
+                <w:color w:val="16A34A"/>
+                <w:sz w:val="16"/>
+              </w:rPr>
+              <w:t>s01q07, s01q08, s02q20, s02q22, s03q07, s02q29, s04q19, s13q02</w:t>
+            </w:r>
+          </w:p>
+        </w:tc>
+        <w:tc>
+          <w:tcPr>
+            <w:tcW w:type="dxa" w:w="1191"/>
+          </w:tcPr>
+          <w:p>
+            <w:r>
+              <w:rPr>
+                <w:b w:val="0"/>
+                <w:i w:val="0"/>
+                <w:color w:val="64748B"/>
+                <w:sz w:val="16"/>
+              </w:rPr>
+              <w:t>GT-CQ</w:t>
+            </w:r>
+          </w:p>
+        </w:tc>
+        <w:tc>
+          <w:tcPr>
+            <w:tcW w:type="dxa" w:w="4706"/>
+          </w:tcPr>
+          <w:p>
+            <w:r>
+              <w:rPr>
+                <w:b w:val="0"/>
+                <w:i w:val="0"/>
+                <w:sz w:val="17"/>
+              </w:rPr>
+              <w:t>Avertissement!! Le montant supporté (25000 FCFA) par le ménage pour cette source d’énergie (Charbon de bois) à FATICK Rural au cours des 30 derniers jours semble incoherent, prière de confirmer ou corriger.</w:t>
+            </w:r>
+          </w:p>
+        </w:tc>
+      </w:tr>
+      <w:tr>
+        <w:tc>
+          <w:tcPr>
+            <w:tcW w:type="dxa" w:w="964"/>
+          </w:tcPr>
+          <w:p>
+            <w:r>
+              <w:rPr>
+                <w:b/>
+                <w:i w:val="0"/>
+                <w:color w:val="DC2626"/>
+                <w:sz w:val="16"/>
+              </w:rPr>
+              <w:t>Haute</w:t>
+            </w:r>
+          </w:p>
+        </w:tc>
+        <w:tc>
+          <w:tcPr>
+            <w:tcW w:type="dxa" w:w="1247"/>
+          </w:tcPr>
+          <w:p>
+            <w:r>
+              <w:rPr>
+                <w:b/>
+                <w:i w:val="0"/>
+                <w:sz w:val="16"/>
+              </w:rPr>
+              <w:t>S16</w:t>
+              <w:br/>
+            </w:r>
+            <w:r>
+              <w:rPr>
+                <w:b w:val="0"/>
+                <w:i w:val="0"/>
+                <w:color w:val="64748B"/>
+                <w:sz w:val="14"/>
+              </w:rPr>
+              <w:t>Agriculture</w:t>
+            </w:r>
+          </w:p>
+        </w:tc>
+        <w:tc>
+          <w:tcPr>
+            <w:tcW w:type="dxa" w:w="1531"/>
+          </w:tcPr>
+          <w:p>
+            <w:r>
+              <w:rPr>
+                <w:b/>
+                <w:i w:val="0"/>
+                <w:color w:val="16A34A"/>
+                <w:sz w:val="16"/>
+              </w:rPr>
+              <w:t>s00q07a, s00q08, s00q10, s00q13_0, s00q15_0, s00q17_0, s00q23a, s00q23b</w:t>
+            </w:r>
+          </w:p>
+        </w:tc>
+        <w:tc>
+          <w:tcPr>
+            <w:tcW w:type="dxa" w:w="1191"/>
+          </w:tcPr>
+          <w:p>
+            <w:r>
+              <w:rPr>
+                <w:b w:val="0"/>
+                <w:i w:val="0"/>
+                <w:color w:val="64748B"/>
+                <w:sz w:val="16"/>
+              </w:rPr>
+              <w:t>GT-CQ</w:t>
+            </w:r>
+          </w:p>
+        </w:tc>
+        <w:tc>
+          <w:tcPr>
+            <w:tcW w:type="dxa" w:w="4706"/>
+          </w:tcPr>
+          <w:p>
+            <w:r>
+              <w:rPr>
+                <w:b w:val="0"/>
+                <w:i w:val="0"/>
+                <w:sz w:val="17"/>
+              </w:rPr>
+              <w:t>La somme des quantités consommées (0 kg), des quantités offertes (10 kg),  des quantités vendus (0 kg) et des quantités en stock (9999 kg) depasse la quantité totale (405 kg) que le ménage a eu après la recolte de Mil , prière de corriger cette incoherence.</w:t>
+            </w:r>
+          </w:p>
+        </w:tc>
+      </w:tr>
+      <w:tr>
+        <w:tc>
+          <w:tcPr>
+            <w:tcW w:type="dxa" w:w="964"/>
+          </w:tcPr>
+          <w:p>
+            <w:r>
+              <w:rPr>
+                <w:b/>
+                <w:i w:val="0"/>
+                <w:color w:val="DC2626"/>
+                <w:sz w:val="16"/>
+              </w:rPr>
+              <w:t>Haute</w:t>
+            </w:r>
+          </w:p>
+        </w:tc>
+        <w:tc>
+          <w:tcPr>
+            <w:tcW w:type="dxa" w:w="1247"/>
+          </w:tcPr>
+          <w:p>
+            <w:r>
+              <w:rPr>
+                <w:b/>
+                <w:i w:val="0"/>
+                <w:sz w:val="16"/>
+              </w:rPr>
+              <w:t>S17</w:t>
+              <w:br/>
+            </w:r>
+            <w:r>
+              <w:rPr>
+                <w:b w:val="0"/>
+                <w:i w:val="0"/>
+                <w:color w:val="64748B"/>
+                <w:sz w:val="14"/>
+              </w:rPr>
+              <w:t>Élevage</w:t>
+            </w:r>
+          </w:p>
+        </w:tc>
+        <w:tc>
+          <w:tcPr>
+            <w:tcW w:type="dxa" w:w="1531"/>
+          </w:tcPr>
+          <w:p>
+            <w:r>
+              <w:rPr>
+                <w:b/>
+                <w:i w:val="0"/>
+                <w:color w:val="16A34A"/>
+                <w:sz w:val="16"/>
+              </w:rPr>
+              <w:t>s17q18a, s17q18b, s17q18c, s17q18d, s17q18e, s17q18f, s17q18g, s17q18h</w:t>
+            </w:r>
+          </w:p>
+        </w:tc>
+        <w:tc>
+          <w:tcPr>
+            <w:tcW w:type="dxa" w:w="1191"/>
+          </w:tcPr>
+          <w:p>
+            <w:r>
+              <w:rPr>
+                <w:b w:val="0"/>
+                <w:i w:val="0"/>
+                <w:color w:val="64748B"/>
+                <w:sz w:val="16"/>
+              </w:rPr>
+              <w:t>GT-CQ</w:t>
+            </w:r>
+          </w:p>
+        </w:tc>
+        <w:tc>
+          <w:tcPr>
+            <w:tcW w:type="dxa" w:w="4706"/>
+          </w:tcPr>
+          <w:p>
+            <w:r>
+              <w:rPr>
+                <w:b w:val="0"/>
+                <w:i w:val="0"/>
+                <w:sz w:val="17"/>
+              </w:rPr>
+              <w:t>Incohérence!! Le ménage a dit qu'il a abbatu un Caprins (Chèvres) dans les fêtes mais vous n'avez declaré aucun nombre d'animal abbatu dans les fêtes, prière de renseigner les nombre dans les questions (s17q18a s17q18b s17q18c s17q18d s17q18e s17q18f s17q18g s17q18h s17q18i).</w:t>
+            </w:r>
+          </w:p>
+        </w:tc>
+      </w:tr>
+      <w:tr>
+        <w:tc>
+          <w:tcPr>
+            <w:tcW w:type="dxa" w:w="964"/>
+          </w:tcPr>
+          <w:p>
+            <w:r>
+              <w:rPr>
+                <w:b/>
+                <w:i w:val="0"/>
+                <w:color w:val="EA580C"/>
+                <w:sz w:val="16"/>
+              </w:rPr>
+              <w:t>Moyenne</w:t>
+            </w:r>
+          </w:p>
+        </w:tc>
+        <w:tc>
+          <w:tcPr>
+            <w:tcW w:type="dxa" w:w="1247"/>
+          </w:tcPr>
+          <w:p>
+            <w:r>
+              <w:rPr>
+                <w:b/>
+                <w:i w:val="0"/>
+                <w:sz w:val="16"/>
+              </w:rPr>
+              <w:t>S00</w:t>
+              <w:br/>
+            </w:r>
+            <w:r>
+              <w:rPr>
+                <w:b w:val="0"/>
+                <w:i w:val="0"/>
+                <w:color w:val="64748B"/>
+                <w:sz w:val="14"/>
+              </w:rPr>
+              <w:t>Identification</w:t>
+            </w:r>
+          </w:p>
+        </w:tc>
+        <w:tc>
+          <w:tcPr>
+            <w:tcW w:type="dxa" w:w="1531"/>
+          </w:tcPr>
+          <w:p>
+            <w:r>
+              <w:rPr>
+                <w:b/>
+                <w:i w:val="0"/>
+                <w:color w:val="16A34A"/>
+                <w:sz w:val="16"/>
+              </w:rPr>
+              <w:t>s00q07a, s00q08, s00q10, s00q13_0, s00q15_0, s00q17_0, s00q23a, s00q23b</w:t>
+            </w:r>
+          </w:p>
+        </w:tc>
+        <w:tc>
+          <w:tcPr>
+            <w:tcW w:type="dxa" w:w="1191"/>
+          </w:tcPr>
+          <w:p>
+            <w:r>
+              <w:rPr>
+                <w:b w:val="0"/>
+                <w:i w:val="0"/>
+                <w:color w:val="64748B"/>
+                <w:sz w:val="16"/>
+              </w:rPr>
+              <w:t>GT-CQ</w:t>
+            </w:r>
+          </w:p>
+        </w:tc>
+        <w:tc>
+          <w:tcPr>
+            <w:tcW w:type="dxa" w:w="4706"/>
+          </w:tcPr>
+          <w:p>
+            <w:r>
+              <w:rPr>
+                <w:b w:val="0"/>
+                <w:i w:val="0"/>
+                <w:sz w:val="17"/>
+              </w:rPr>
+              <w:t>Le questionnaire est completé mais il reste certainnes infomations du ménage à faire dans la section 0, prière de renseigner ces informations.</w:t>
+            </w:r>
+          </w:p>
+        </w:tc>
+      </w:tr>
+      <w:tr>
+        <w:tc>
+          <w:tcPr>
+            <w:tcW w:type="dxa" w:w="964"/>
+          </w:tcPr>
+          <w:p>
+            <w:r>
+              <w:rPr>
+                <w:b/>
+                <w:i w:val="0"/>
+                <w:color w:val="EA580C"/>
+                <w:sz w:val="16"/>
+              </w:rPr>
+              <w:t>Moyenne</w:t>
+            </w:r>
+          </w:p>
+        </w:tc>
+        <w:tc>
+          <w:tcPr>
+            <w:tcW w:type="dxa" w:w="1247"/>
+          </w:tcPr>
+          <w:p>
+            <w:r>
+              <w:rPr>
+                <w:b/>
+                <w:i w:val="0"/>
+                <w:sz w:val="16"/>
+              </w:rPr>
+              <w:t>S00</w:t>
+              <w:br/>
+            </w:r>
+            <w:r>
+              <w:rPr>
+                <w:b w:val="0"/>
+                <w:i w:val="0"/>
+                <w:color w:val="64748B"/>
+                <w:sz w:val="14"/>
+              </w:rPr>
+              <w:t>Identification</w:t>
+            </w:r>
+          </w:p>
+        </w:tc>
+        <w:tc>
+          <w:tcPr>
+            <w:tcW w:type="dxa" w:w="1531"/>
+          </w:tcPr>
+          <w:p>
+            <w:r>
+              <w:rPr>
+                <w:b/>
+                <w:i w:val="0"/>
+                <w:color w:val="16A34A"/>
+                <w:sz w:val="16"/>
+              </w:rPr>
+              <w:t>s00q07a, s00q08, s00q10, s00q13_0, s00q15_0, s00q17_0, s00q23a, s00q23b</w:t>
+            </w:r>
+          </w:p>
+        </w:tc>
+        <w:tc>
+          <w:tcPr>
+            <w:tcW w:type="dxa" w:w="1191"/>
+          </w:tcPr>
+          <w:p>
+            <w:r>
+              <w:rPr>
+                <w:b w:val="0"/>
+                <w:i w:val="0"/>
+                <w:color w:val="64748B"/>
+                <w:sz w:val="16"/>
+              </w:rPr>
+              <w:t>GT-CQ</w:t>
+            </w:r>
+          </w:p>
+        </w:tc>
+        <w:tc>
+          <w:tcPr>
+            <w:tcW w:type="dxa" w:w="4706"/>
+          </w:tcPr>
+          <w:p>
+            <w:r>
+              <w:rPr>
+                <w:b w:val="0"/>
+                <w:i w:val="0"/>
+                <w:sz w:val="17"/>
+              </w:rPr>
+              <w:t>Prière de renseigner toutes les informations du ménage dans la section 0 avant d'entamer les autres informations.</w:t>
+            </w:r>
+          </w:p>
+        </w:tc>
+      </w:tr>
+      <w:tr>
+        <w:tc>
+          <w:tcPr>
+            <w:tcW w:type="dxa" w:w="964"/>
+          </w:tcPr>
+          <w:p>
+            <w:r>
+              <w:rPr>
+                <w:b/>
+                <w:i w:val="0"/>
+                <w:color w:val="EA580C"/>
+                <w:sz w:val="16"/>
+              </w:rPr>
+              <w:t>Moyenne</w:t>
+            </w:r>
+          </w:p>
+        </w:tc>
+        <w:tc>
+          <w:tcPr>
+            <w:tcW w:type="dxa" w:w="1247"/>
+          </w:tcPr>
+          <w:p>
+            <w:r>
+              <w:rPr>
+                <w:b/>
+                <w:i w:val="0"/>
+                <w:sz w:val="16"/>
+              </w:rPr>
+              <w:t>S00</w:t>
+              <w:br/>
+            </w:r>
+            <w:r>
+              <w:rPr>
+                <w:b w:val="0"/>
+                <w:i w:val="0"/>
+                <w:color w:val="64748B"/>
+                <w:sz w:val="14"/>
+              </w:rPr>
+              <w:t>Identification</w:t>
+            </w:r>
+          </w:p>
+        </w:tc>
+        <w:tc>
+          <w:tcPr>
+            <w:tcW w:type="dxa" w:w="1531"/>
+          </w:tcPr>
+          <w:p>
+            <w:r>
+              <w:rPr>
+                <w:b/>
+                <w:i w:val="0"/>
+                <w:color w:val="16A34A"/>
+                <w:sz w:val="16"/>
+              </w:rPr>
+              <w:t>s00q27</w:t>
+            </w:r>
+          </w:p>
+        </w:tc>
+        <w:tc>
+          <w:tcPr>
+            <w:tcW w:type="dxa" w:w="1191"/>
+          </w:tcPr>
+          <w:p>
+            <w:r>
+              <w:rPr>
+                <w:b w:val="0"/>
+                <w:i w:val="0"/>
+                <w:color w:val="64748B"/>
+                <w:sz w:val="16"/>
+              </w:rPr>
+              <w:t>GT-CQ</w:t>
+            </w:r>
+          </w:p>
+        </w:tc>
+        <w:tc>
+          <w:tcPr>
+            <w:tcW w:type="dxa" w:w="4706"/>
+          </w:tcPr>
+          <w:p>
+            <w:r>
+              <w:rPr>
+                <w:b w:val="0"/>
+                <w:i w:val="0"/>
+                <w:sz w:val="17"/>
+              </w:rPr>
+              <w:t>Le questionnaire semble ne pas être complètement fini mais le questionnaire est en statut complet, prière de compléter le questionnaire.</w:t>
+            </w:r>
+          </w:p>
+        </w:tc>
+      </w:tr>
+      <w:tr>
+        <w:tc>
+          <w:tcPr>
+            <w:tcW w:type="dxa" w:w="964"/>
+          </w:tcPr>
+          <w:p>
+            <w:r>
+              <w:rPr>
+                <w:b/>
+                <w:i w:val="0"/>
+                <w:color w:val="EA580C"/>
+                <w:sz w:val="16"/>
+              </w:rPr>
+              <w:t>Moyenne</w:t>
+            </w:r>
+          </w:p>
+        </w:tc>
+        <w:tc>
+          <w:tcPr>
+            <w:tcW w:type="dxa" w:w="1247"/>
+          </w:tcPr>
+          <w:p>
+            <w:r>
+              <w:rPr>
+                <w:b/>
+                <w:i w:val="0"/>
+                <w:sz w:val="16"/>
+              </w:rPr>
+              <w:t>S00</w:t>
+              <w:br/>
+            </w:r>
+            <w:r>
+              <w:rPr>
+                <w:b w:val="0"/>
+                <w:i w:val="0"/>
+                <w:color w:val="64748B"/>
+                <w:sz w:val="14"/>
+              </w:rPr>
+              <w:t>Identification</w:t>
+            </w:r>
+          </w:p>
+        </w:tc>
+        <w:tc>
+          <w:tcPr>
+            <w:tcW w:type="dxa" w:w="1531"/>
+          </w:tcPr>
+          <w:p>
+            <w:r>
+              <w:rPr>
+                <w:b/>
+                <w:i w:val="0"/>
+                <w:color w:val="16A34A"/>
+                <w:sz w:val="16"/>
+              </w:rPr>
+              <w:t>—</w:t>
+            </w:r>
+          </w:p>
+        </w:tc>
+        <w:tc>
+          <w:tcPr>
+            <w:tcW w:type="dxa" w:w="1191"/>
+          </w:tcPr>
+          <w:p>
+            <w:r>
+              <w:rPr>
+                <w:b w:val="0"/>
+                <w:i w:val="0"/>
+                <w:color w:val="64748B"/>
+                <w:sz w:val="16"/>
+              </w:rPr>
+              <w:t>GT-CQ</w:t>
+            </w:r>
+          </w:p>
+        </w:tc>
+        <w:tc>
+          <w:tcPr>
+            <w:tcW w:type="dxa" w:w="4706"/>
+          </w:tcPr>
+          <w:p>
+            <w:r>
+              <w:rPr>
+                <w:b w:val="0"/>
+                <w:i w:val="0"/>
+                <w:sz w:val="17"/>
+              </w:rPr>
+              <w:t>L'adresse ou localisation du ménage doit être renseignée et ne doit pas contenir des numéros de téléphone.</w:t>
+            </w:r>
+          </w:p>
+        </w:tc>
+      </w:tr>
+      <w:tr>
+        <w:tc>
+          <w:tcPr>
+            <w:tcW w:type="dxa" w:w="964"/>
+          </w:tcPr>
+          <w:p>
+            <w:r>
+              <w:rPr>
+                <w:b/>
+                <w:i w:val="0"/>
+                <w:color w:val="EA580C"/>
+                <w:sz w:val="16"/>
+              </w:rPr>
+              <w:t>Moyenne</w:t>
+            </w:r>
+          </w:p>
+        </w:tc>
+        <w:tc>
+          <w:tcPr>
+            <w:tcW w:type="dxa" w:w="1247"/>
+          </w:tcPr>
+          <w:p>
+            <w:r>
+              <w:rPr>
+                <w:b/>
+                <w:i w:val="0"/>
+                <w:sz w:val="16"/>
+              </w:rPr>
+              <w:t>S00</w:t>
+              <w:br/>
+            </w:r>
+            <w:r>
+              <w:rPr>
+                <w:b w:val="0"/>
+                <w:i w:val="0"/>
+                <w:color w:val="64748B"/>
+                <w:sz w:val="14"/>
+              </w:rPr>
+              <w:t>Identification</w:t>
+            </w:r>
+          </w:p>
+        </w:tc>
+        <w:tc>
+          <w:tcPr>
+            <w:tcW w:type="dxa" w:w="1531"/>
+          </w:tcPr>
+          <w:p>
+            <w:r>
+              <w:rPr>
+                <w:b/>
+                <w:i w:val="0"/>
+                <w:color w:val="16A34A"/>
+                <w:sz w:val="16"/>
+              </w:rPr>
+              <w:t>—</w:t>
+            </w:r>
+          </w:p>
+        </w:tc>
+        <w:tc>
+          <w:tcPr>
+            <w:tcW w:type="dxa" w:w="1191"/>
+          </w:tcPr>
+          <w:p>
+            <w:r>
+              <w:rPr>
+                <w:b w:val="0"/>
+                <w:i w:val="0"/>
+                <w:color w:val="64748B"/>
+                <w:sz w:val="16"/>
+              </w:rPr>
+              <w:t>GT-CQ</w:t>
+            </w:r>
+          </w:p>
+        </w:tc>
+        <w:tc>
+          <w:tcPr>
+            <w:tcW w:type="dxa" w:w="4706"/>
+          </w:tcPr>
+          <w:p>
+            <w:r>
+              <w:rPr>
+                <w:b w:val="0"/>
+                <w:i w:val="0"/>
+                <w:sz w:val="17"/>
+              </w:rPr>
+              <w:t>Prière de renseigner la bonne adresse.</w:t>
+            </w:r>
+          </w:p>
+        </w:tc>
+      </w:tr>
+      <w:tr>
+        <w:tc>
+          <w:tcPr>
+            <w:tcW w:type="dxa" w:w="964"/>
+          </w:tcPr>
+          <w:p>
+            <w:r>
+              <w:rPr>
+                <w:b/>
+                <w:i w:val="0"/>
+                <w:color w:val="EA580C"/>
+                <w:sz w:val="16"/>
+              </w:rPr>
+              <w:t>Moyenne</w:t>
+            </w:r>
+          </w:p>
+        </w:tc>
+        <w:tc>
+          <w:tcPr>
+            <w:tcW w:type="dxa" w:w="1247"/>
+          </w:tcPr>
+          <w:p>
+            <w:r>
+              <w:rPr>
+                <w:b/>
+                <w:i w:val="0"/>
+                <w:sz w:val="16"/>
+              </w:rPr>
+              <w:t>S00</w:t>
+              <w:br/>
+            </w:r>
+            <w:r>
+              <w:rPr>
+                <w:b w:val="0"/>
+                <w:i w:val="0"/>
+                <w:color w:val="64748B"/>
+                <w:sz w:val="14"/>
+              </w:rPr>
+              <w:t>Identification</w:t>
+            </w:r>
+          </w:p>
+        </w:tc>
+        <w:tc>
+          <w:tcPr>
+            <w:tcW w:type="dxa" w:w="1531"/>
+          </w:tcPr>
+          <w:p>
+            <w:r>
+              <w:rPr>
+                <w:b/>
+                <w:i w:val="0"/>
+                <w:color w:val="16A34A"/>
+                <w:sz w:val="16"/>
+              </w:rPr>
+              <w:t>—</w:t>
+            </w:r>
+          </w:p>
+        </w:tc>
+        <w:tc>
+          <w:tcPr>
+            <w:tcW w:type="dxa" w:w="1191"/>
+          </w:tcPr>
+          <w:p>
+            <w:r>
+              <w:rPr>
+                <w:b w:val="0"/>
+                <w:i w:val="0"/>
+                <w:color w:val="64748B"/>
+                <w:sz w:val="16"/>
+              </w:rPr>
+              <w:t>GT-CQ</w:t>
+            </w:r>
+          </w:p>
+        </w:tc>
+        <w:tc>
+          <w:tcPr>
+            <w:tcW w:type="dxa" w:w="4706"/>
+          </w:tcPr>
+          <w:p>
+            <w:r>
+              <w:rPr>
+                <w:b w:val="0"/>
+                <w:i w:val="0"/>
+                <w:sz w:val="17"/>
+              </w:rPr>
+              <w:t>L'adresse ou la localisation du ménage doit être bien renseignée, ne doit pas contenir des numéros de téléphone et elle semble courte pour être une adresse.</w:t>
+            </w:r>
+          </w:p>
+        </w:tc>
+      </w:tr>
+      <w:tr>
+        <w:tc>
+          <w:tcPr>
+            <w:tcW w:type="dxa" w:w="964"/>
+          </w:tcPr>
+          <w:p>
+            <w:r>
+              <w:rPr>
+                <w:b/>
+                <w:i w:val="0"/>
+                <w:color w:val="EA580C"/>
+                <w:sz w:val="16"/>
+              </w:rPr>
+              <w:t>Moyenne</w:t>
+            </w:r>
+          </w:p>
+        </w:tc>
+        <w:tc>
+          <w:tcPr>
+            <w:tcW w:type="dxa" w:w="1247"/>
+          </w:tcPr>
+          <w:p>
+            <w:r>
+              <w:rPr>
+                <w:b/>
+                <w:i w:val="0"/>
+                <w:sz w:val="16"/>
+              </w:rPr>
+              <w:t>S00</w:t>
+              <w:br/>
+            </w:r>
+            <w:r>
+              <w:rPr>
+                <w:b w:val="0"/>
+                <w:i w:val="0"/>
+                <w:color w:val="64748B"/>
+                <w:sz w:val="14"/>
+              </w:rPr>
+              <w:t>Identification</w:t>
+            </w:r>
+          </w:p>
+        </w:tc>
+        <w:tc>
+          <w:tcPr>
+            <w:tcW w:type="dxa" w:w="1531"/>
+          </w:tcPr>
+          <w:p>
+            <w:r>
+              <w:rPr>
+                <w:b/>
+                <w:i w:val="0"/>
+                <w:color w:val="16A34A"/>
+                <w:sz w:val="16"/>
+              </w:rPr>
+              <w:t>—</w:t>
+            </w:r>
+          </w:p>
+        </w:tc>
+        <w:tc>
+          <w:tcPr>
+            <w:tcW w:type="dxa" w:w="1191"/>
+          </w:tcPr>
+          <w:p>
+            <w:r>
+              <w:rPr>
+                <w:b w:val="0"/>
+                <w:i w:val="0"/>
+                <w:color w:val="64748B"/>
+                <w:sz w:val="16"/>
+              </w:rPr>
+              <w:t>GT-CQ</w:t>
+            </w:r>
+          </w:p>
+        </w:tc>
+        <w:tc>
+          <w:tcPr>
+            <w:tcW w:type="dxa" w:w="4706"/>
+          </w:tcPr>
+          <w:p>
+            <w:r>
+              <w:rPr>
+                <w:b w:val="0"/>
+                <w:i w:val="0"/>
+                <w:sz w:val="17"/>
+              </w:rPr>
+              <w:t>Prière de renseigner la bonne adresse.Attention! Il manque des informations non renseignées dans la section 0, prière de regarder toutes les autres informations dans l'identification du ménage (IDENTIFICATION ET RENSEIGNEMENTS DE CONTROLE) ou dans OBSERVATIONS pour pouvoir renseigné toutes les questions liées au ménage.</w:t>
+            </w:r>
+          </w:p>
+        </w:tc>
+      </w:tr>
+      <w:tr>
+        <w:tc>
+          <w:tcPr>
+            <w:tcW w:type="dxa" w:w="964"/>
+          </w:tcPr>
+          <w:p>
+            <w:r>
+              <w:rPr>
+                <w:b/>
+                <w:i w:val="0"/>
+                <w:color w:val="EA580C"/>
+                <w:sz w:val="16"/>
+              </w:rPr>
+              <w:t>Moyenne</w:t>
+            </w:r>
+          </w:p>
+        </w:tc>
+        <w:tc>
+          <w:tcPr>
+            <w:tcW w:type="dxa" w:w="1247"/>
+          </w:tcPr>
+          <w:p>
+            <w:r>
+              <w:rPr>
+                <w:b/>
+                <w:i w:val="0"/>
+                <w:sz w:val="16"/>
+              </w:rPr>
+              <w:t>S00</w:t>
+              <w:br/>
+            </w:r>
+            <w:r>
+              <w:rPr>
+                <w:b w:val="0"/>
+                <w:i w:val="0"/>
+                <w:color w:val="64748B"/>
+                <w:sz w:val="14"/>
+              </w:rPr>
+              <w:t>Identification</w:t>
+            </w:r>
+          </w:p>
+        </w:tc>
+        <w:tc>
+          <w:tcPr>
+            <w:tcW w:type="dxa" w:w="1531"/>
+          </w:tcPr>
+          <w:p>
+            <w:r>
+              <w:rPr>
+                <w:b/>
+                <w:i w:val="0"/>
+                <w:color w:val="16A34A"/>
+                <w:sz w:val="16"/>
+              </w:rPr>
+              <w:t>s00q12a</w:t>
+            </w:r>
+          </w:p>
+        </w:tc>
+        <w:tc>
+          <w:tcPr>
+            <w:tcW w:type="dxa" w:w="1191"/>
+          </w:tcPr>
+          <w:p>
+            <w:r>
+              <w:rPr>
+                <w:b w:val="0"/>
+                <w:i w:val="0"/>
+                <w:color w:val="64748B"/>
+                <w:sz w:val="16"/>
+              </w:rPr>
+              <w:t>GT-CQ</w:t>
+            </w:r>
+          </w:p>
+        </w:tc>
+        <w:tc>
+          <w:tcPr>
+            <w:tcW w:type="dxa" w:w="4706"/>
+          </w:tcPr>
+          <w:p>
+            <w:r>
+              <w:rPr>
+                <w:b w:val="0"/>
+                <w:i w:val="0"/>
+                <w:sz w:val="17"/>
+              </w:rPr>
+              <w:t>Attention! Veillez bien renseigner le premier numero du chef de ménage(0.12a).</w:t>
+            </w:r>
+          </w:p>
+        </w:tc>
+      </w:tr>
+      <w:tr>
+        <w:tc>
+          <w:tcPr>
+            <w:tcW w:type="dxa" w:w="964"/>
+          </w:tcPr>
+          <w:p>
+            <w:r>
+              <w:rPr>
+                <w:b/>
+                <w:i w:val="0"/>
+                <w:color w:val="EA580C"/>
+                <w:sz w:val="16"/>
+              </w:rPr>
+              <w:t>Moyenne</w:t>
+            </w:r>
+          </w:p>
+        </w:tc>
+        <w:tc>
+          <w:tcPr>
+            <w:tcW w:type="dxa" w:w="1247"/>
+          </w:tcPr>
+          <w:p>
+            <w:r>
+              <w:rPr>
+                <w:b/>
+                <w:i w:val="0"/>
+                <w:sz w:val="16"/>
+              </w:rPr>
+              <w:t>S00</w:t>
+              <w:br/>
+            </w:r>
+            <w:r>
+              <w:rPr>
+                <w:b w:val="0"/>
+                <w:i w:val="0"/>
+                <w:color w:val="64748B"/>
+                <w:sz w:val="14"/>
+              </w:rPr>
+              <w:t>Identification</w:t>
+            </w:r>
+          </w:p>
+        </w:tc>
+        <w:tc>
+          <w:tcPr>
+            <w:tcW w:type="dxa" w:w="1531"/>
+          </w:tcPr>
+          <w:p>
+            <w:r>
+              <w:rPr>
+                <w:b/>
+                <w:i w:val="0"/>
+                <w:color w:val="16A34A"/>
+                <w:sz w:val="16"/>
+              </w:rPr>
+              <w:t>s00q12a, s00q12b</w:t>
+            </w:r>
+          </w:p>
+        </w:tc>
+        <w:tc>
+          <w:tcPr>
+            <w:tcW w:type="dxa" w:w="1191"/>
+          </w:tcPr>
+          <w:p>
+            <w:r>
+              <w:rPr>
+                <w:b w:val="0"/>
+                <w:i w:val="0"/>
+                <w:color w:val="64748B"/>
+                <w:sz w:val="16"/>
+              </w:rPr>
+              <w:t>GT-CQ</w:t>
+            </w:r>
+          </w:p>
+        </w:tc>
+        <w:tc>
+          <w:tcPr>
+            <w:tcW w:type="dxa" w:w="4706"/>
+          </w:tcPr>
+          <w:p>
+            <w:r>
+              <w:rPr>
+                <w:b w:val="0"/>
+                <w:i w:val="0"/>
+                <w:sz w:val="17"/>
+              </w:rPr>
+              <w:t>Attention! Veillez bien renseigner le deuxième numero du chef de ménage(0.12b).</w:t>
+            </w:r>
+          </w:p>
+        </w:tc>
+      </w:tr>
+      <w:tr>
+        <w:tc>
+          <w:tcPr>
+            <w:tcW w:type="dxa" w:w="964"/>
+          </w:tcPr>
+          <w:p>
+            <w:r>
+              <w:rPr>
+                <w:b/>
+                <w:i w:val="0"/>
+                <w:color w:val="EA580C"/>
+                <w:sz w:val="16"/>
+              </w:rPr>
+              <w:t>Moyenne</w:t>
+            </w:r>
+          </w:p>
+        </w:tc>
+        <w:tc>
+          <w:tcPr>
+            <w:tcW w:type="dxa" w:w="1247"/>
+          </w:tcPr>
+          <w:p>
+            <w:r>
+              <w:rPr>
+                <w:b/>
+                <w:i w:val="0"/>
+                <w:sz w:val="16"/>
+              </w:rPr>
+              <w:t>S01</w:t>
+              <w:br/>
+            </w:r>
+            <w:r>
+              <w:rPr>
+                <w:b w:val="0"/>
+                <w:i w:val="0"/>
+                <w:color w:val="64748B"/>
+                <w:sz w:val="14"/>
+              </w:rPr>
+              <w:t>Démographie</w:t>
+            </w:r>
+          </w:p>
+        </w:tc>
+        <w:tc>
+          <w:tcPr>
+            <w:tcW w:type="dxa" w:w="1531"/>
+          </w:tcPr>
+          <w:p>
+            <w:r>
+              <w:rPr>
+                <w:b/>
+                <w:i w:val="0"/>
+                <w:color w:val="16A34A"/>
+                <w:sz w:val="16"/>
+              </w:rPr>
+              <w:t>s01q10_1</w:t>
+            </w:r>
+          </w:p>
+        </w:tc>
+        <w:tc>
+          <w:tcPr>
+            <w:tcW w:type="dxa" w:w="1191"/>
+          </w:tcPr>
+          <w:p>
+            <w:r>
+              <w:rPr>
+                <w:b w:val="0"/>
+                <w:i w:val="0"/>
+                <w:color w:val="64748B"/>
+                <w:sz w:val="16"/>
+              </w:rPr>
+              <w:t>GT-CQ</w:t>
+            </w:r>
+          </w:p>
+        </w:tc>
+        <w:tc>
+          <w:tcPr>
+            <w:tcW w:type="dxa" w:w="4706"/>
+          </w:tcPr>
+          <w:p>
+            <w:r>
+              <w:rPr>
+                <w:b w:val="0"/>
+                <w:i w:val="0"/>
+                <w:sz w:val="17"/>
+              </w:rPr>
+              <w:t>La taille du ménage lors de l'enquête principale (5) de ce ménage est inférieur à la taille du denombrement (7), prière de fournir des explications concrètes ou aller revisiter le ménage.</w:t>
+            </w:r>
+          </w:p>
+        </w:tc>
+      </w:tr>
+      <w:tr>
+        <w:tc>
+          <w:tcPr>
+            <w:tcW w:type="dxa" w:w="964"/>
+          </w:tcPr>
+          <w:p>
+            <w:r>
+              <w:rPr>
+                <w:b/>
+                <w:i w:val="0"/>
+                <w:color w:val="EA580C"/>
+                <w:sz w:val="16"/>
+              </w:rPr>
+              <w:t>Moyenne</w:t>
+            </w:r>
+          </w:p>
+        </w:tc>
+        <w:tc>
+          <w:tcPr>
+            <w:tcW w:type="dxa" w:w="1247"/>
+          </w:tcPr>
+          <w:p>
+            <w:r>
+              <w:rPr>
+                <w:b/>
+                <w:i w:val="0"/>
+                <w:sz w:val="16"/>
+              </w:rPr>
               <w:t>S02</w:t>
               <w:br/>
             </w:r>
@@ -724,7 +1984,7 @@
                 <w:color w:val="16A34A"/>
                 <w:sz w:val="16"/>
               </w:rPr>
-              <w:t>s02q33, s01q00b</w:t>
+              <w:t>—</w:t>
             </w:r>
           </w:p>
         </w:tc>
@@ -755,7 +2015,7 @@
                 <w:i w:val="0"/>
                 <w:sz w:val="17"/>
               </w:rPr>
-              <w:t>Incoherent!!! La dernière fois que MARIE DIENG a  fréquenté l'école est 9999.</w:t>
+              <w:t>Prière de vous adresser à MARIE DIENG pour avoir l'année exacte.</w:t>
             </w:r>
           </w:p>
         </w:tc>
@@ -770,10 +2030,10 @@
               <w:rPr>
                 <w:b/>
                 <w:i w:val="0"/>
-                <w:color w:val="DC2626"/>
-                <w:sz w:val="16"/>
-              </w:rPr>
-              <w:t>Haute</w:t>
+                <w:color w:val="EA580C"/>
+                <w:sz w:val="16"/>
+              </w:rPr>
+              <w:t>Moyenne</w:t>
             </w:r>
           </w:p>
         </w:tc>
@@ -788,7 +2048,7 @@
                 <w:i w:val="0"/>
                 <w:sz w:val="16"/>
               </w:rPr>
-              <w:t>S10</w:t>
+              <w:t>S02</w:t>
               <w:br/>
             </w:r>
             <w:r>
@@ -798,7 +2058,7 @@
                 <w:color w:val="64748B"/>
                 <w:sz w:val="14"/>
               </w:rPr>
-              <w:t>Logement</w:t>
+              <w:t>Éducation</w:t>
             </w:r>
           </w:p>
         </w:tc>
@@ -814,7 +2074,7 @@
                 <w:color w:val="16A34A"/>
                 <w:sz w:val="16"/>
               </w:rPr>
-              <w:t>S04q10, S04q14</w:t>
+              <w:t>s01q47__7, s02q24, s01q00b, s02q17_2, s02q15_2</w:t>
             </w:r>
           </w:p>
         </w:tc>
@@ -845,1807 +2105,7 @@
                 <w:i w:val="0"/>
                 <w:sz w:val="17"/>
               </w:rPr>
-              <w:t>Incoherence!! Au moins un membre du ménage a répondu oui à la question S04q10 ou S04q14, alors qu'aucune entreprise non agricole n'est déclarée pour le ménage.</w:t>
-            </w:r>
-          </w:p>
-        </w:tc>
-      </w:tr>
-      <w:tr>
-        <w:tc>
-          <w:tcPr>
-            <w:tcW w:type="dxa" w:w="964"/>
-          </w:tcPr>
-          <w:p>
-            <w:r>
-              <w:rPr>
-                <w:b/>
-                <w:i w:val="0"/>
-                <w:color w:val="DC2626"/>
-                <w:sz w:val="16"/>
-              </w:rPr>
-              <w:t>Haute</w:t>
-            </w:r>
-          </w:p>
-        </w:tc>
-        <w:tc>
-          <w:tcPr>
-            <w:tcW w:type="dxa" w:w="1247"/>
-          </w:tcPr>
-          <w:p>
-            <w:r>
-              <w:rPr>
-                <w:b/>
-                <w:i w:val="0"/>
-                <w:sz w:val="16"/>
-              </w:rPr>
-              <w:t>S11</w:t>
-              <w:br/>
-            </w:r>
-            <w:r>
-              <w:rPr>
-                <w:b w:val="0"/>
-                <w:i w:val="0"/>
-                <w:color w:val="64748B"/>
-                <w:sz w:val="14"/>
-              </w:rPr>
-              <w:t>Logement / cadre de vie</w:t>
-            </w:r>
-          </w:p>
-        </w:tc>
-        <w:tc>
-          <w:tcPr>
-            <w:tcW w:type="dxa" w:w="1531"/>
-          </w:tcPr>
-          <w:p>
-            <w:r>
-              <w:rPr>
-                <w:b/>
-                <w:i w:val="0"/>
-                <w:color w:val="16A34A"/>
-                <w:sz w:val="16"/>
-              </w:rPr>
-              <w:t>s01q07, s01q08, s02q20, s02q22, s03q07, s02q29, s04q19, s13q02</w:t>
-            </w:r>
-          </w:p>
-        </w:tc>
-        <w:tc>
-          <w:tcPr>
-            <w:tcW w:type="dxa" w:w="1191"/>
-          </w:tcPr>
-          <w:p>
-            <w:r>
-              <w:rPr>
-                <w:b w:val="0"/>
-                <w:i w:val="0"/>
-                <w:color w:val="64748B"/>
-                <w:sz w:val="16"/>
-              </w:rPr>
-              <w:t>GT-CQ</w:t>
-            </w:r>
-          </w:p>
-        </w:tc>
-        <w:tc>
-          <w:tcPr>
-            <w:tcW w:type="dxa" w:w="4706"/>
-          </w:tcPr>
-          <w:p>
-            <w:r>
-              <w:rPr>
-                <w:b w:val="0"/>
-                <w:i w:val="0"/>
-                <w:sz w:val="17"/>
-              </w:rPr>
-              <w:t>Avertissement!! Le montant supporté (25000 FCFA) par le ménage pour cette source d’énergie (Charbon de bois) à FATICK Rural au cours des 30 derniers jours semble incoherent, prière de confirmer ou corriger.</w:t>
-            </w:r>
-          </w:p>
-        </w:tc>
-      </w:tr>
-      <w:tr>
-        <w:tc>
-          <w:tcPr>
-            <w:tcW w:type="dxa" w:w="964"/>
-          </w:tcPr>
-          <w:p>
-            <w:r>
-              <w:rPr>
-                <w:b/>
-                <w:i w:val="0"/>
-                <w:color w:val="DC2626"/>
-                <w:sz w:val="16"/>
-              </w:rPr>
-              <w:t>Haute</w:t>
-            </w:r>
-          </w:p>
-        </w:tc>
-        <w:tc>
-          <w:tcPr>
-            <w:tcW w:type="dxa" w:w="1247"/>
-          </w:tcPr>
-          <w:p>
-            <w:r>
-              <w:rPr>
-                <w:b/>
-                <w:i w:val="0"/>
-                <w:sz w:val="16"/>
-              </w:rPr>
-              <w:t>S16</w:t>
-              <w:br/>
-            </w:r>
-            <w:r>
-              <w:rPr>
-                <w:b w:val="0"/>
-                <w:i w:val="0"/>
-                <w:color w:val="64748B"/>
-                <w:sz w:val="14"/>
-              </w:rPr>
-              <w:t>Agriculture</w:t>
-            </w:r>
-          </w:p>
-        </w:tc>
-        <w:tc>
-          <w:tcPr>
-            <w:tcW w:type="dxa" w:w="1531"/>
-          </w:tcPr>
-          <w:p>
-            <w:r>
-              <w:rPr>
-                <w:b/>
-                <w:i w:val="0"/>
-                <w:color w:val="16A34A"/>
-                <w:sz w:val="16"/>
-              </w:rPr>
-              <w:t>s00q07a, s00q08, s00q10, s00q13_0, s00q15_0, s00q17_0, s00q23a, s00q23b</w:t>
-            </w:r>
-          </w:p>
-        </w:tc>
-        <w:tc>
-          <w:tcPr>
-            <w:tcW w:type="dxa" w:w="1191"/>
-          </w:tcPr>
-          <w:p>
-            <w:r>
-              <w:rPr>
-                <w:b w:val="0"/>
-                <w:i w:val="0"/>
-                <w:color w:val="64748B"/>
-                <w:sz w:val="16"/>
-              </w:rPr>
-              <w:t>GT-CQ</w:t>
-            </w:r>
-          </w:p>
-        </w:tc>
-        <w:tc>
-          <w:tcPr>
-            <w:tcW w:type="dxa" w:w="4706"/>
-          </w:tcPr>
-          <w:p>
-            <w:r>
-              <w:rPr>
-                <w:b w:val="0"/>
-                <w:i w:val="0"/>
-                <w:sz w:val="17"/>
-              </w:rPr>
-              <w:t>La somme des quantités consommées (0 kg), des quantités offertes (10 kg),  des quantités vendus (0 kg) et des quantités en stock (9999 kg) depasse la quantité totale (405 kg) que le ménage a eu après la recolte de Mil , prière de corriger cette incoherence.</w:t>
-            </w:r>
-          </w:p>
-        </w:tc>
-      </w:tr>
-      <w:tr>
-        <w:tc>
-          <w:tcPr>
-            <w:tcW w:type="dxa" w:w="964"/>
-          </w:tcPr>
-          <w:p>
-            <w:r>
-              <w:rPr>
-                <w:b/>
-                <w:i w:val="0"/>
-                <w:color w:val="DC2626"/>
-                <w:sz w:val="16"/>
-              </w:rPr>
-              <w:t>Haute</w:t>
-            </w:r>
-          </w:p>
-        </w:tc>
-        <w:tc>
-          <w:tcPr>
-            <w:tcW w:type="dxa" w:w="1247"/>
-          </w:tcPr>
-          <w:p>
-            <w:r>
-              <w:rPr>
-                <w:b/>
-                <w:i w:val="0"/>
-                <w:sz w:val="16"/>
-              </w:rPr>
-              <w:t>S17</w:t>
-              <w:br/>
-            </w:r>
-            <w:r>
-              <w:rPr>
-                <w:b w:val="0"/>
-                <w:i w:val="0"/>
-                <w:color w:val="64748B"/>
-                <w:sz w:val="14"/>
-              </w:rPr>
-              <w:t>Élevage</w:t>
-            </w:r>
-          </w:p>
-        </w:tc>
-        <w:tc>
-          <w:tcPr>
-            <w:tcW w:type="dxa" w:w="1531"/>
-          </w:tcPr>
-          <w:p>
-            <w:r>
-              <w:rPr>
-                <w:b/>
-                <w:i w:val="0"/>
-                <w:color w:val="16A34A"/>
-                <w:sz w:val="16"/>
-              </w:rPr>
-              <w:t>s17q18a, s17q18b, s17q18c, s17q18d, s17q18e, s17q18f, s17q18g, s17q18h</w:t>
-            </w:r>
-          </w:p>
-        </w:tc>
-        <w:tc>
-          <w:tcPr>
-            <w:tcW w:type="dxa" w:w="1191"/>
-          </w:tcPr>
-          <w:p>
-            <w:r>
-              <w:rPr>
-                <w:b w:val="0"/>
-                <w:i w:val="0"/>
-                <w:color w:val="64748B"/>
-                <w:sz w:val="16"/>
-              </w:rPr>
-              <w:t>GT-CQ</w:t>
-            </w:r>
-          </w:p>
-        </w:tc>
-        <w:tc>
-          <w:tcPr>
-            <w:tcW w:type="dxa" w:w="4706"/>
-          </w:tcPr>
-          <w:p>
-            <w:r>
-              <w:rPr>
-                <w:b w:val="0"/>
-                <w:i w:val="0"/>
-                <w:sz w:val="17"/>
-              </w:rPr>
-              <w:t>Incohérence!! Le ménage a dit qu'il a abbatu un Caprins (Chèvres) dans les fêtes mais vous n'avez declaré aucun nombre d'animal abbatu dans les fêtes, prière de renseigner les nombre dans les questions (s17q18a s17q18b s17q18c s17q18d s17q18e s17q18f s17q18g s17q18h s17q18i).</w:t>
-            </w:r>
-          </w:p>
-        </w:tc>
-      </w:tr>
-      <w:tr>
-        <w:tc>
-          <w:tcPr>
-            <w:tcW w:type="dxa" w:w="964"/>
-          </w:tcPr>
-          <w:p>
-            <w:r>
-              <w:rPr>
-                <w:b/>
-                <w:i w:val="0"/>
-                <w:color w:val="EA580C"/>
-                <w:sz w:val="16"/>
-              </w:rPr>
-              <w:t>Moyenne</w:t>
-            </w:r>
-          </w:p>
-        </w:tc>
-        <w:tc>
-          <w:tcPr>
-            <w:tcW w:type="dxa" w:w="1247"/>
-          </w:tcPr>
-          <w:p>
-            <w:r>
-              <w:rPr>
-                <w:b/>
-                <w:i w:val="0"/>
-                <w:sz w:val="16"/>
-              </w:rPr>
-              <w:t>S00</w:t>
-              <w:br/>
-            </w:r>
-            <w:r>
-              <w:rPr>
-                <w:b w:val="0"/>
-                <w:i w:val="0"/>
-                <w:color w:val="64748B"/>
-                <w:sz w:val="14"/>
-              </w:rPr>
-              <w:t>Identification</w:t>
-            </w:r>
-          </w:p>
-        </w:tc>
-        <w:tc>
-          <w:tcPr>
-            <w:tcW w:type="dxa" w:w="1531"/>
-          </w:tcPr>
-          <w:p>
-            <w:r>
-              <w:rPr>
-                <w:b/>
-                <w:i w:val="0"/>
-                <w:color w:val="16A34A"/>
-                <w:sz w:val="16"/>
-              </w:rPr>
-              <w:t>s00q07a, s00q08, s00q10, s00q13_0, s00q15_0, s00q17_0, s00q23a, s00q23b</w:t>
-            </w:r>
-          </w:p>
-        </w:tc>
-        <w:tc>
-          <w:tcPr>
-            <w:tcW w:type="dxa" w:w="1191"/>
-          </w:tcPr>
-          <w:p>
-            <w:r>
-              <w:rPr>
-                <w:b w:val="0"/>
-                <w:i w:val="0"/>
-                <w:color w:val="64748B"/>
-                <w:sz w:val="16"/>
-              </w:rPr>
-              <w:t>GT-CQ</w:t>
-            </w:r>
-          </w:p>
-        </w:tc>
-        <w:tc>
-          <w:tcPr>
-            <w:tcW w:type="dxa" w:w="4706"/>
-          </w:tcPr>
-          <w:p>
-            <w:r>
-              <w:rPr>
-                <w:b w:val="0"/>
-                <w:i w:val="0"/>
-                <w:sz w:val="17"/>
-              </w:rPr>
-              <w:t>Le questionnaire est completé mais il reste certainnes infomations du ménage à faire dans la section 0, prière de renseigner ces informations.</w:t>
-            </w:r>
-          </w:p>
-        </w:tc>
-      </w:tr>
-      <w:tr>
-        <w:tc>
-          <w:tcPr>
-            <w:tcW w:type="dxa" w:w="964"/>
-          </w:tcPr>
-          <w:p>
-            <w:r>
-              <w:rPr>
-                <w:b/>
-                <w:i w:val="0"/>
-                <w:color w:val="EA580C"/>
-                <w:sz w:val="16"/>
-              </w:rPr>
-              <w:t>Moyenne</w:t>
-            </w:r>
-          </w:p>
-        </w:tc>
-        <w:tc>
-          <w:tcPr>
-            <w:tcW w:type="dxa" w:w="1247"/>
-          </w:tcPr>
-          <w:p>
-            <w:r>
-              <w:rPr>
-                <w:b/>
-                <w:i w:val="0"/>
-                <w:sz w:val="16"/>
-              </w:rPr>
-              <w:t>S00</w:t>
-              <w:br/>
-            </w:r>
-            <w:r>
-              <w:rPr>
-                <w:b w:val="0"/>
-                <w:i w:val="0"/>
-                <w:color w:val="64748B"/>
-                <w:sz w:val="14"/>
-              </w:rPr>
-              <w:t>Identification</w:t>
-            </w:r>
-          </w:p>
-        </w:tc>
-        <w:tc>
-          <w:tcPr>
-            <w:tcW w:type="dxa" w:w="1531"/>
-          </w:tcPr>
-          <w:p>
-            <w:r>
-              <w:rPr>
-                <w:b/>
-                <w:i w:val="0"/>
-                <w:color w:val="16A34A"/>
-                <w:sz w:val="16"/>
-              </w:rPr>
-              <w:t>s00q07a, s00q08, s00q10, s00q13_0, s00q15_0, s00q17_0, s00q23a, s00q23b</w:t>
-            </w:r>
-          </w:p>
-        </w:tc>
-        <w:tc>
-          <w:tcPr>
-            <w:tcW w:type="dxa" w:w="1191"/>
-          </w:tcPr>
-          <w:p>
-            <w:r>
-              <w:rPr>
-                <w:b w:val="0"/>
-                <w:i w:val="0"/>
-                <w:color w:val="64748B"/>
-                <w:sz w:val="16"/>
-              </w:rPr>
-              <w:t>GT-CQ</w:t>
-            </w:r>
-          </w:p>
-        </w:tc>
-        <w:tc>
-          <w:tcPr>
-            <w:tcW w:type="dxa" w:w="4706"/>
-          </w:tcPr>
-          <w:p>
-            <w:r>
-              <w:rPr>
-                <w:b w:val="0"/>
-                <w:i w:val="0"/>
-                <w:sz w:val="17"/>
-              </w:rPr>
-              <w:t>Prière de renseigner toutes les informations du ménage dans la section 0 avant d'entamer les autres informations.</w:t>
-            </w:r>
-          </w:p>
-        </w:tc>
-      </w:tr>
-      <w:tr>
-        <w:tc>
-          <w:tcPr>
-            <w:tcW w:type="dxa" w:w="964"/>
-          </w:tcPr>
-          <w:p>
-            <w:r>
-              <w:rPr>
-                <w:b/>
-                <w:i w:val="0"/>
-                <w:color w:val="EA580C"/>
-                <w:sz w:val="16"/>
-              </w:rPr>
-              <w:t>Moyenne</w:t>
-            </w:r>
-          </w:p>
-        </w:tc>
-        <w:tc>
-          <w:tcPr>
-            <w:tcW w:type="dxa" w:w="1247"/>
-          </w:tcPr>
-          <w:p>
-            <w:r>
-              <w:rPr>
-                <w:b/>
-                <w:i w:val="0"/>
-                <w:sz w:val="16"/>
-              </w:rPr>
-              <w:t>S00</w:t>
-              <w:br/>
-            </w:r>
-            <w:r>
-              <w:rPr>
-                <w:b w:val="0"/>
-                <w:i w:val="0"/>
-                <w:color w:val="64748B"/>
-                <w:sz w:val="14"/>
-              </w:rPr>
-              <w:t>Identification</w:t>
-            </w:r>
-          </w:p>
-        </w:tc>
-        <w:tc>
-          <w:tcPr>
-            <w:tcW w:type="dxa" w:w="1531"/>
-          </w:tcPr>
-          <w:p>
-            <w:r>
-              <w:rPr>
-                <w:b/>
-                <w:i w:val="0"/>
-                <w:color w:val="16A34A"/>
-                <w:sz w:val="16"/>
-              </w:rPr>
-              <w:t>s00q27</w:t>
-            </w:r>
-          </w:p>
-        </w:tc>
-        <w:tc>
-          <w:tcPr>
-            <w:tcW w:type="dxa" w:w="1191"/>
-          </w:tcPr>
-          <w:p>
-            <w:r>
-              <w:rPr>
-                <w:b w:val="0"/>
-                <w:i w:val="0"/>
-                <w:color w:val="64748B"/>
-                <w:sz w:val="16"/>
-              </w:rPr>
-              <w:t>GT-CQ</w:t>
-            </w:r>
-          </w:p>
-        </w:tc>
-        <w:tc>
-          <w:tcPr>
-            <w:tcW w:type="dxa" w:w="4706"/>
-          </w:tcPr>
-          <w:p>
-            <w:r>
-              <w:rPr>
-                <w:b w:val="0"/>
-                <w:i w:val="0"/>
-                <w:sz w:val="17"/>
-              </w:rPr>
-              <w:t>Le questionnaire semble ne pas être complètement fini mais le questionnaire est en statut complet, prière de compléter le questionnaire.</w:t>
-            </w:r>
-          </w:p>
-        </w:tc>
-      </w:tr>
-      <w:tr>
-        <w:tc>
-          <w:tcPr>
-            <w:tcW w:type="dxa" w:w="964"/>
-          </w:tcPr>
-          <w:p>
-            <w:r>
-              <w:rPr>
-                <w:b/>
-                <w:i w:val="0"/>
-                <w:color w:val="EA580C"/>
-                <w:sz w:val="16"/>
-              </w:rPr>
-              <w:t>Moyenne</w:t>
-            </w:r>
-          </w:p>
-        </w:tc>
-        <w:tc>
-          <w:tcPr>
-            <w:tcW w:type="dxa" w:w="1247"/>
-          </w:tcPr>
-          <w:p>
-            <w:r>
-              <w:rPr>
-                <w:b/>
-                <w:i w:val="0"/>
-                <w:sz w:val="16"/>
-              </w:rPr>
-              <w:t>S00</w:t>
-              <w:br/>
-            </w:r>
-            <w:r>
-              <w:rPr>
-                <w:b w:val="0"/>
-                <w:i w:val="0"/>
-                <w:color w:val="64748B"/>
-                <w:sz w:val="14"/>
-              </w:rPr>
-              <w:t>Identification</w:t>
-            </w:r>
-          </w:p>
-        </w:tc>
-        <w:tc>
-          <w:tcPr>
-            <w:tcW w:type="dxa" w:w="1531"/>
-          </w:tcPr>
-          <w:p>
-            <w:r>
-              <w:rPr>
-                <w:b/>
-                <w:i w:val="0"/>
-                <w:color w:val="16A34A"/>
-                <w:sz w:val="16"/>
-              </w:rPr>
-              <w:t>—</w:t>
-            </w:r>
-          </w:p>
-        </w:tc>
-        <w:tc>
-          <w:tcPr>
-            <w:tcW w:type="dxa" w:w="1191"/>
-          </w:tcPr>
-          <w:p>
-            <w:r>
-              <w:rPr>
-                <w:b w:val="0"/>
-                <w:i w:val="0"/>
-                <w:color w:val="64748B"/>
-                <w:sz w:val="16"/>
-              </w:rPr>
-              <w:t>GT-CQ</w:t>
-            </w:r>
-          </w:p>
-        </w:tc>
-        <w:tc>
-          <w:tcPr>
-            <w:tcW w:type="dxa" w:w="4706"/>
-          </w:tcPr>
-          <w:p>
-            <w:r>
-              <w:rPr>
-                <w:b w:val="0"/>
-                <w:i w:val="0"/>
-                <w:sz w:val="17"/>
-              </w:rPr>
-              <w:t>L'adresse ou localisation du ménage doit être renseignée et ne doit pas contenir des numéros de téléphone.</w:t>
-            </w:r>
-          </w:p>
-        </w:tc>
-      </w:tr>
-      <w:tr>
-        <w:tc>
-          <w:tcPr>
-            <w:tcW w:type="dxa" w:w="964"/>
-          </w:tcPr>
-          <w:p>
-            <w:r>
-              <w:rPr>
-                <w:b/>
-                <w:i w:val="0"/>
-                <w:color w:val="EA580C"/>
-                <w:sz w:val="16"/>
-              </w:rPr>
-              <w:t>Moyenne</w:t>
-            </w:r>
-          </w:p>
-        </w:tc>
-        <w:tc>
-          <w:tcPr>
-            <w:tcW w:type="dxa" w:w="1247"/>
-          </w:tcPr>
-          <w:p>
-            <w:r>
-              <w:rPr>
-                <w:b/>
-                <w:i w:val="0"/>
-                <w:sz w:val="16"/>
-              </w:rPr>
-              <w:t>S00</w:t>
-              <w:br/>
-            </w:r>
-            <w:r>
-              <w:rPr>
-                <w:b w:val="0"/>
-                <w:i w:val="0"/>
-                <w:color w:val="64748B"/>
-                <w:sz w:val="14"/>
-              </w:rPr>
-              <w:t>Identification</w:t>
-            </w:r>
-          </w:p>
-        </w:tc>
-        <w:tc>
-          <w:tcPr>
-            <w:tcW w:type="dxa" w:w="1531"/>
-          </w:tcPr>
-          <w:p>
-            <w:r>
-              <w:rPr>
-                <w:b/>
-                <w:i w:val="0"/>
-                <w:color w:val="16A34A"/>
-                <w:sz w:val="16"/>
-              </w:rPr>
-              <w:t>—</w:t>
-            </w:r>
-          </w:p>
-        </w:tc>
-        <w:tc>
-          <w:tcPr>
-            <w:tcW w:type="dxa" w:w="1191"/>
-          </w:tcPr>
-          <w:p>
-            <w:r>
-              <w:rPr>
-                <w:b w:val="0"/>
-                <w:i w:val="0"/>
-                <w:color w:val="64748B"/>
-                <w:sz w:val="16"/>
-              </w:rPr>
-              <w:t>GT-CQ</w:t>
-            </w:r>
-          </w:p>
-        </w:tc>
-        <w:tc>
-          <w:tcPr>
-            <w:tcW w:type="dxa" w:w="4706"/>
-          </w:tcPr>
-          <w:p>
-            <w:r>
-              <w:rPr>
-                <w:b w:val="0"/>
-                <w:i w:val="0"/>
-                <w:sz w:val="17"/>
-              </w:rPr>
-              <w:t>Prière de renseigner la bonne adresse.</w:t>
-            </w:r>
-          </w:p>
-        </w:tc>
-      </w:tr>
-      <w:tr>
-        <w:tc>
-          <w:tcPr>
-            <w:tcW w:type="dxa" w:w="964"/>
-          </w:tcPr>
-          <w:p>
-            <w:r>
-              <w:rPr>
-                <w:b/>
-                <w:i w:val="0"/>
-                <w:color w:val="EA580C"/>
-                <w:sz w:val="16"/>
-              </w:rPr>
-              <w:t>Moyenne</w:t>
-            </w:r>
-          </w:p>
-        </w:tc>
-        <w:tc>
-          <w:tcPr>
-            <w:tcW w:type="dxa" w:w="1247"/>
-          </w:tcPr>
-          <w:p>
-            <w:r>
-              <w:rPr>
-                <w:b/>
-                <w:i w:val="0"/>
-                <w:sz w:val="16"/>
-              </w:rPr>
-              <w:t>S00</w:t>
-              <w:br/>
-            </w:r>
-            <w:r>
-              <w:rPr>
-                <w:b w:val="0"/>
-                <w:i w:val="0"/>
-                <w:color w:val="64748B"/>
-                <w:sz w:val="14"/>
-              </w:rPr>
-              <w:t>Identification</w:t>
-            </w:r>
-          </w:p>
-        </w:tc>
-        <w:tc>
-          <w:tcPr>
-            <w:tcW w:type="dxa" w:w="1531"/>
-          </w:tcPr>
-          <w:p>
-            <w:r>
-              <w:rPr>
-                <w:b/>
-                <w:i w:val="0"/>
-                <w:color w:val="16A34A"/>
-                <w:sz w:val="16"/>
-              </w:rPr>
-              <w:t>—</w:t>
-            </w:r>
-          </w:p>
-        </w:tc>
-        <w:tc>
-          <w:tcPr>
-            <w:tcW w:type="dxa" w:w="1191"/>
-          </w:tcPr>
-          <w:p>
-            <w:r>
-              <w:rPr>
-                <w:b w:val="0"/>
-                <w:i w:val="0"/>
-                <w:color w:val="64748B"/>
-                <w:sz w:val="16"/>
-              </w:rPr>
-              <w:t>GT-CQ</w:t>
-            </w:r>
-          </w:p>
-        </w:tc>
-        <w:tc>
-          <w:tcPr>
-            <w:tcW w:type="dxa" w:w="4706"/>
-          </w:tcPr>
-          <w:p>
-            <w:r>
-              <w:rPr>
-                <w:b w:val="0"/>
-                <w:i w:val="0"/>
-                <w:sz w:val="17"/>
-              </w:rPr>
-              <w:t>L'adresse ou la localisation du ménage doit être bien renseignée, ne doit pas contenir des numéros de téléphone et elle semble courte pour être une adresse.</w:t>
-            </w:r>
-          </w:p>
-        </w:tc>
-      </w:tr>
-      <w:tr>
-        <w:tc>
-          <w:tcPr>
-            <w:tcW w:type="dxa" w:w="964"/>
-          </w:tcPr>
-          <w:p>
-            <w:r>
-              <w:rPr>
-                <w:b/>
-                <w:i w:val="0"/>
-                <w:color w:val="EA580C"/>
-                <w:sz w:val="16"/>
-              </w:rPr>
-              <w:t>Moyenne</w:t>
-            </w:r>
-          </w:p>
-        </w:tc>
-        <w:tc>
-          <w:tcPr>
-            <w:tcW w:type="dxa" w:w="1247"/>
-          </w:tcPr>
-          <w:p>
-            <w:r>
-              <w:rPr>
-                <w:b/>
-                <w:i w:val="0"/>
-                <w:sz w:val="16"/>
-              </w:rPr>
-              <w:t>S00</w:t>
-              <w:br/>
-            </w:r>
-            <w:r>
-              <w:rPr>
-                <w:b w:val="0"/>
-                <w:i w:val="0"/>
-                <w:color w:val="64748B"/>
-                <w:sz w:val="14"/>
-              </w:rPr>
-              <w:t>Identification</w:t>
-            </w:r>
-          </w:p>
-        </w:tc>
-        <w:tc>
-          <w:tcPr>
-            <w:tcW w:type="dxa" w:w="1531"/>
-          </w:tcPr>
-          <w:p>
-            <w:r>
-              <w:rPr>
-                <w:b/>
-                <w:i w:val="0"/>
-                <w:color w:val="16A34A"/>
-                <w:sz w:val="16"/>
-              </w:rPr>
-              <w:t>—</w:t>
-            </w:r>
-          </w:p>
-        </w:tc>
-        <w:tc>
-          <w:tcPr>
-            <w:tcW w:type="dxa" w:w="1191"/>
-          </w:tcPr>
-          <w:p>
-            <w:r>
-              <w:rPr>
-                <w:b w:val="0"/>
-                <w:i w:val="0"/>
-                <w:color w:val="64748B"/>
-                <w:sz w:val="16"/>
-              </w:rPr>
-              <w:t>GT-CQ</w:t>
-            </w:r>
-          </w:p>
-        </w:tc>
-        <w:tc>
-          <w:tcPr>
-            <w:tcW w:type="dxa" w:w="4706"/>
-          </w:tcPr>
-          <w:p>
-            <w:r>
-              <w:rPr>
-                <w:b w:val="0"/>
-                <w:i w:val="0"/>
-                <w:sz w:val="17"/>
-              </w:rPr>
-              <w:t>Prière de renseigner la bonne adresse.Attention! Il manque des informations non renseignées dans la section 0, prière de regarder toutes les autres informations dans l'identification du ménage (IDENTIFICATION ET RENSEIGNEMENTS DE CONTROLE) ou dans OBSERVATIONS pour pouvoir renseigné toutes les questions liées au ménage.</w:t>
-            </w:r>
-          </w:p>
-        </w:tc>
-      </w:tr>
-      <w:tr>
-        <w:tc>
-          <w:tcPr>
-            <w:tcW w:type="dxa" w:w="964"/>
-          </w:tcPr>
-          <w:p>
-            <w:r>
-              <w:rPr>
-                <w:b/>
-                <w:i w:val="0"/>
-                <w:color w:val="EA580C"/>
-                <w:sz w:val="16"/>
-              </w:rPr>
-              <w:t>Moyenne</w:t>
-            </w:r>
-          </w:p>
-        </w:tc>
-        <w:tc>
-          <w:tcPr>
-            <w:tcW w:type="dxa" w:w="1247"/>
-          </w:tcPr>
-          <w:p>
-            <w:r>
-              <w:rPr>
-                <w:b/>
-                <w:i w:val="0"/>
-                <w:sz w:val="16"/>
-              </w:rPr>
-              <w:t>S00</w:t>
-              <w:br/>
-            </w:r>
-            <w:r>
-              <w:rPr>
-                <w:b w:val="0"/>
-                <w:i w:val="0"/>
-                <w:color w:val="64748B"/>
-                <w:sz w:val="14"/>
-              </w:rPr>
-              <w:t>Identification</w:t>
-            </w:r>
-          </w:p>
-        </w:tc>
-        <w:tc>
-          <w:tcPr>
-            <w:tcW w:type="dxa" w:w="1531"/>
-          </w:tcPr>
-          <w:p>
-            <w:r>
-              <w:rPr>
-                <w:b/>
-                <w:i w:val="0"/>
-                <w:color w:val="16A34A"/>
-                <w:sz w:val="16"/>
-              </w:rPr>
-              <w:t>s00q12a</w:t>
-            </w:r>
-          </w:p>
-        </w:tc>
-        <w:tc>
-          <w:tcPr>
-            <w:tcW w:type="dxa" w:w="1191"/>
-          </w:tcPr>
-          <w:p>
-            <w:r>
-              <w:rPr>
-                <w:b w:val="0"/>
-                <w:i w:val="0"/>
-                <w:color w:val="64748B"/>
-                <w:sz w:val="16"/>
-              </w:rPr>
-              <w:t>GT-CQ</w:t>
-            </w:r>
-          </w:p>
-        </w:tc>
-        <w:tc>
-          <w:tcPr>
-            <w:tcW w:type="dxa" w:w="4706"/>
-          </w:tcPr>
-          <w:p>
-            <w:r>
-              <w:rPr>
-                <w:b w:val="0"/>
-                <w:i w:val="0"/>
-                <w:sz w:val="17"/>
-              </w:rPr>
-              <w:t>Attention! Veillez bien renseigner le premier numero du chef de ménage(0.12a).</w:t>
-            </w:r>
-          </w:p>
-        </w:tc>
-      </w:tr>
-      <w:tr>
-        <w:tc>
-          <w:tcPr>
-            <w:tcW w:type="dxa" w:w="964"/>
-          </w:tcPr>
-          <w:p>
-            <w:r>
-              <w:rPr>
-                <w:b/>
-                <w:i w:val="0"/>
-                <w:color w:val="EA580C"/>
-                <w:sz w:val="16"/>
-              </w:rPr>
-              <w:t>Moyenne</w:t>
-            </w:r>
-          </w:p>
-        </w:tc>
-        <w:tc>
-          <w:tcPr>
-            <w:tcW w:type="dxa" w:w="1247"/>
-          </w:tcPr>
-          <w:p>
-            <w:r>
-              <w:rPr>
-                <w:b/>
-                <w:i w:val="0"/>
-                <w:sz w:val="16"/>
-              </w:rPr>
-              <w:t>S00</w:t>
-              <w:br/>
-            </w:r>
-            <w:r>
-              <w:rPr>
-                <w:b w:val="0"/>
-                <w:i w:val="0"/>
-                <w:color w:val="64748B"/>
-                <w:sz w:val="14"/>
-              </w:rPr>
-              <w:t>Identification</w:t>
-            </w:r>
-          </w:p>
-        </w:tc>
-        <w:tc>
-          <w:tcPr>
-            <w:tcW w:type="dxa" w:w="1531"/>
-          </w:tcPr>
-          <w:p>
-            <w:r>
-              <w:rPr>
-                <w:b/>
-                <w:i w:val="0"/>
-                <w:color w:val="16A34A"/>
-                <w:sz w:val="16"/>
-              </w:rPr>
-              <w:t>s00q12a, s00q12b</w:t>
-            </w:r>
-          </w:p>
-        </w:tc>
-        <w:tc>
-          <w:tcPr>
-            <w:tcW w:type="dxa" w:w="1191"/>
-          </w:tcPr>
-          <w:p>
-            <w:r>
-              <w:rPr>
-                <w:b w:val="0"/>
-                <w:i w:val="0"/>
-                <w:color w:val="64748B"/>
-                <w:sz w:val="16"/>
-              </w:rPr>
-              <w:t>GT-CQ</w:t>
-            </w:r>
-          </w:p>
-        </w:tc>
-        <w:tc>
-          <w:tcPr>
-            <w:tcW w:type="dxa" w:w="4706"/>
-          </w:tcPr>
-          <w:p>
-            <w:r>
-              <w:rPr>
-                <w:b w:val="0"/>
-                <w:i w:val="0"/>
-                <w:sz w:val="17"/>
-              </w:rPr>
-              <w:t>Attention! Veillez bien renseigner le deuxième numero du chef de ménage(0.12b).</w:t>
-            </w:r>
-          </w:p>
-        </w:tc>
-      </w:tr>
-      <w:tr>
-        <w:tc>
-          <w:tcPr>
-            <w:tcW w:type="dxa" w:w="964"/>
-          </w:tcPr>
-          <w:p>
-            <w:r>
-              <w:rPr>
-                <w:b/>
-                <w:i w:val="0"/>
-                <w:color w:val="EA580C"/>
-                <w:sz w:val="16"/>
-              </w:rPr>
-              <w:t>Moyenne</w:t>
-            </w:r>
-          </w:p>
-        </w:tc>
-        <w:tc>
-          <w:tcPr>
-            <w:tcW w:type="dxa" w:w="1247"/>
-          </w:tcPr>
-          <w:p>
-            <w:r>
-              <w:rPr>
-                <w:b/>
-                <w:i w:val="0"/>
-                <w:sz w:val="16"/>
-              </w:rPr>
-              <w:t>S01</w:t>
-              <w:br/>
-            </w:r>
-            <w:r>
-              <w:rPr>
-                <w:b w:val="0"/>
-                <w:i w:val="0"/>
-                <w:color w:val="64748B"/>
-                <w:sz w:val="14"/>
-              </w:rPr>
-              <w:t>Démographie</w:t>
-            </w:r>
-          </w:p>
-        </w:tc>
-        <w:tc>
-          <w:tcPr>
-            <w:tcW w:type="dxa" w:w="1531"/>
-          </w:tcPr>
-          <w:p>
-            <w:r>
-              <w:rPr>
-                <w:b/>
-                <w:i w:val="0"/>
-                <w:color w:val="16A34A"/>
-                <w:sz w:val="16"/>
-              </w:rPr>
-              <w:t>s00q27, s01q03a, s01q03b, s01q03c, s01q00b</w:t>
-            </w:r>
-          </w:p>
-        </w:tc>
-        <w:tc>
-          <w:tcPr>
-            <w:tcW w:type="dxa" w:w="1191"/>
-          </w:tcPr>
-          <w:p>
-            <w:r>
-              <w:rPr>
-                <w:b w:val="0"/>
-                <w:i w:val="0"/>
-                <w:color w:val="64748B"/>
-                <w:sz w:val="16"/>
-              </w:rPr>
-              <w:t>GT-CQ</w:t>
-            </w:r>
-          </w:p>
-        </w:tc>
-        <w:tc>
-          <w:tcPr>
-            <w:tcW w:type="dxa" w:w="4706"/>
-          </w:tcPr>
-          <w:p>
-            <w:r>
-              <w:rPr>
-                <w:b w:val="0"/>
-                <w:i w:val="0"/>
-                <w:sz w:val="17"/>
-              </w:rPr>
-              <w:t>Les informations sur l'acte de naissance (ni Jours, ni mois et ni années) de  IBREU DIENG  manquent, s'il vous plait pouvez-vous fournir d'effort pour avoir ces informations.</w:t>
-            </w:r>
-          </w:p>
-        </w:tc>
-      </w:tr>
-      <w:tr>
-        <w:tc>
-          <w:tcPr>
-            <w:tcW w:type="dxa" w:w="964"/>
-          </w:tcPr>
-          <w:p>
-            <w:r>
-              <w:rPr>
-                <w:b/>
-                <w:i w:val="0"/>
-                <w:color w:val="EA580C"/>
-                <w:sz w:val="16"/>
-              </w:rPr>
-              <w:t>Moyenne</w:t>
-            </w:r>
-          </w:p>
-        </w:tc>
-        <w:tc>
-          <w:tcPr>
-            <w:tcW w:type="dxa" w:w="1247"/>
-          </w:tcPr>
-          <w:p>
-            <w:r>
-              <w:rPr>
-                <w:b/>
-                <w:i w:val="0"/>
-                <w:sz w:val="16"/>
-              </w:rPr>
-              <w:t>S01</w:t>
-              <w:br/>
-            </w:r>
-            <w:r>
-              <w:rPr>
-                <w:b w:val="0"/>
-                <w:i w:val="0"/>
-                <w:color w:val="64748B"/>
-                <w:sz w:val="14"/>
-              </w:rPr>
-              <w:t>Démographie</w:t>
-            </w:r>
-          </w:p>
-        </w:tc>
-        <w:tc>
-          <w:tcPr>
-            <w:tcW w:type="dxa" w:w="1531"/>
-          </w:tcPr>
-          <w:p>
-            <w:r>
-              <w:rPr>
-                <w:b/>
-                <w:i w:val="0"/>
-                <w:color w:val="16A34A"/>
-                <w:sz w:val="16"/>
-              </w:rPr>
-              <w:t>s00q27, s01q03a, s01q03b, s01q03c, s01q00b</w:t>
-            </w:r>
-          </w:p>
-        </w:tc>
-        <w:tc>
-          <w:tcPr>
-            <w:tcW w:type="dxa" w:w="1191"/>
-          </w:tcPr>
-          <w:p>
-            <w:r>
-              <w:rPr>
-                <w:b w:val="0"/>
-                <w:i w:val="0"/>
-                <w:color w:val="64748B"/>
-                <w:sz w:val="16"/>
-              </w:rPr>
-              <w:t>GT-CQ</w:t>
-            </w:r>
-          </w:p>
-        </w:tc>
-        <w:tc>
-          <w:tcPr>
-            <w:tcW w:type="dxa" w:w="4706"/>
-          </w:tcPr>
-          <w:p>
-            <w:r>
-              <w:rPr>
-                <w:b w:val="0"/>
-                <w:i w:val="0"/>
-                <w:sz w:val="17"/>
-              </w:rPr>
-              <w:t>Les informations sur l'acte de naissance (ni Jours, ni mois et ni années) de  MADOU NDIAYE  manquent, s'il vous plait pouvez-vous fournir d'effort pour avoir ces informations.</w:t>
-            </w:r>
-          </w:p>
-        </w:tc>
-      </w:tr>
-      <w:tr>
-        <w:tc>
-          <w:tcPr>
-            <w:tcW w:type="dxa" w:w="964"/>
-          </w:tcPr>
-          <w:p>
-            <w:r>
-              <w:rPr>
-                <w:b/>
-                <w:i w:val="0"/>
-                <w:color w:val="EA580C"/>
-                <w:sz w:val="16"/>
-              </w:rPr>
-              <w:t>Moyenne</w:t>
-            </w:r>
-          </w:p>
-        </w:tc>
-        <w:tc>
-          <w:tcPr>
-            <w:tcW w:type="dxa" w:w="1247"/>
-          </w:tcPr>
-          <w:p>
-            <w:r>
-              <w:rPr>
-                <w:b/>
-                <w:i w:val="0"/>
-                <w:sz w:val="16"/>
-              </w:rPr>
-              <w:t>S01</w:t>
-              <w:br/>
-            </w:r>
-            <w:r>
-              <w:rPr>
-                <w:b w:val="0"/>
-                <w:i w:val="0"/>
-                <w:color w:val="64748B"/>
-                <w:sz w:val="14"/>
-              </w:rPr>
-              <w:t>Démographie</w:t>
-            </w:r>
-          </w:p>
-        </w:tc>
-        <w:tc>
-          <w:tcPr>
-            <w:tcW w:type="dxa" w:w="1531"/>
-          </w:tcPr>
-          <w:p>
-            <w:r>
-              <w:rPr>
-                <w:b/>
-                <w:i w:val="0"/>
-                <w:color w:val="16A34A"/>
-                <w:sz w:val="16"/>
-              </w:rPr>
-              <w:t>s01q10_1</w:t>
-            </w:r>
-          </w:p>
-        </w:tc>
-        <w:tc>
-          <w:tcPr>
-            <w:tcW w:type="dxa" w:w="1191"/>
-          </w:tcPr>
-          <w:p>
-            <w:r>
-              <w:rPr>
-                <w:b w:val="0"/>
-                <w:i w:val="0"/>
-                <w:color w:val="64748B"/>
-                <w:sz w:val="16"/>
-              </w:rPr>
-              <w:t>GT-CQ</w:t>
-            </w:r>
-          </w:p>
-        </w:tc>
-        <w:tc>
-          <w:tcPr>
-            <w:tcW w:type="dxa" w:w="4706"/>
-          </w:tcPr>
-          <w:p>
-            <w:r>
-              <w:rPr>
-                <w:b w:val="0"/>
-                <w:i w:val="0"/>
-                <w:sz w:val="17"/>
-              </w:rPr>
-              <w:t>La taille du ménage lors de l'enquête principale (5) de ce ménage est inférieur à la taille du denombrement (7), prière de fournir des explications concrètes ou aller revisiter le ménage.</w:t>
-            </w:r>
-          </w:p>
-        </w:tc>
-      </w:tr>
-      <w:tr>
-        <w:tc>
-          <w:tcPr>
-            <w:tcW w:type="dxa" w:w="964"/>
-          </w:tcPr>
-          <w:p>
-            <w:r>
-              <w:rPr>
-                <w:b/>
-                <w:i w:val="0"/>
-                <w:color w:val="EA580C"/>
-                <w:sz w:val="16"/>
-              </w:rPr>
-              <w:t>Moyenne</w:t>
-            </w:r>
-          </w:p>
-        </w:tc>
-        <w:tc>
-          <w:tcPr>
-            <w:tcW w:type="dxa" w:w="1247"/>
-          </w:tcPr>
-          <w:p>
-            <w:r>
-              <w:rPr>
-                <w:b/>
-                <w:i w:val="0"/>
-                <w:sz w:val="16"/>
-              </w:rPr>
-              <w:t>S02</w:t>
-              <w:br/>
-            </w:r>
-            <w:r>
-              <w:rPr>
-                <w:b w:val="0"/>
-                <w:i w:val="0"/>
-                <w:color w:val="64748B"/>
-                <w:sz w:val="14"/>
-              </w:rPr>
-              <w:t>Éducation</w:t>
-            </w:r>
-          </w:p>
-        </w:tc>
-        <w:tc>
-          <w:tcPr>
-            <w:tcW w:type="dxa" w:w="1531"/>
-          </w:tcPr>
-          <w:p>
-            <w:r>
-              <w:rPr>
-                <w:b/>
-                <w:i w:val="0"/>
-                <w:color w:val="16A34A"/>
-                <w:sz w:val="16"/>
-              </w:rPr>
-              <w:t>—</w:t>
-            </w:r>
-          </w:p>
-        </w:tc>
-        <w:tc>
-          <w:tcPr>
-            <w:tcW w:type="dxa" w:w="1191"/>
-          </w:tcPr>
-          <w:p>
-            <w:r>
-              <w:rPr>
-                <w:b w:val="0"/>
-                <w:i w:val="0"/>
-                <w:color w:val="64748B"/>
-                <w:sz w:val="16"/>
-              </w:rPr>
-              <w:t>GT-CQ</w:t>
-            </w:r>
-          </w:p>
-        </w:tc>
-        <w:tc>
-          <w:tcPr>
-            <w:tcW w:type="dxa" w:w="4706"/>
-          </w:tcPr>
-          <w:p>
-            <w:r>
-              <w:rPr>
-                <w:b w:val="0"/>
-                <w:i w:val="0"/>
-                <w:sz w:val="17"/>
-              </w:rPr>
-              <w:t>veuillez, s'il vous plait, confirmer les frais de scolarité ( 1000 FCFA) payée de FATOU SENE avec le QG ou apporter les corrections nécessaires.</w:t>
-            </w:r>
-          </w:p>
-        </w:tc>
-      </w:tr>
-      <w:tr>
-        <w:tc>
-          <w:tcPr>
-            <w:tcW w:type="dxa" w:w="964"/>
-          </w:tcPr>
-          <w:p>
-            <w:r>
-              <w:rPr>
-                <w:b/>
-                <w:i w:val="0"/>
-                <w:color w:val="EA580C"/>
-                <w:sz w:val="16"/>
-              </w:rPr>
-              <w:t>Moyenne</w:t>
-            </w:r>
-          </w:p>
-        </w:tc>
-        <w:tc>
-          <w:tcPr>
-            <w:tcW w:type="dxa" w:w="1247"/>
-          </w:tcPr>
-          <w:p>
-            <w:r>
-              <w:rPr>
-                <w:b/>
-                <w:i w:val="0"/>
-                <w:sz w:val="16"/>
-              </w:rPr>
-              <w:t>S02</w:t>
-              <w:br/>
-            </w:r>
-            <w:r>
-              <w:rPr>
-                <w:b w:val="0"/>
-                <w:i w:val="0"/>
-                <w:color w:val="64748B"/>
-                <w:sz w:val="14"/>
-              </w:rPr>
-              <w:t>Éducation</w:t>
-            </w:r>
-          </w:p>
-        </w:tc>
-        <w:tc>
-          <w:tcPr>
-            <w:tcW w:type="dxa" w:w="1531"/>
-          </w:tcPr>
-          <w:p>
-            <w:r>
-              <w:rPr>
-                <w:b/>
-                <w:i w:val="0"/>
-                <w:color w:val="16A34A"/>
-                <w:sz w:val="16"/>
-              </w:rPr>
-              <w:t>s01q47__7, s02q24, s01q00b, s02q17_2, s02q15_2</w:t>
-            </w:r>
-          </w:p>
-        </w:tc>
-        <w:tc>
-          <w:tcPr>
-            <w:tcW w:type="dxa" w:w="1191"/>
-          </w:tcPr>
-          <w:p>
-            <w:r>
-              <w:rPr>
-                <w:b w:val="0"/>
-                <w:i w:val="0"/>
-                <w:color w:val="64748B"/>
-                <w:sz w:val="16"/>
-              </w:rPr>
-              <w:t>GT-CQ</w:t>
-            </w:r>
-          </w:p>
-        </w:tc>
-        <w:tc>
-          <w:tcPr>
-            <w:tcW w:type="dxa" w:w="4706"/>
-          </w:tcPr>
-          <w:p>
-            <w:r>
-              <w:rPr>
-                <w:b w:val="0"/>
-                <w:i w:val="0"/>
-                <w:sz w:val="17"/>
-              </w:rPr>
               <w:t>Le montant des frais pour les cahiers et autres matériels scolaires pour l'année scolaire de FATOU SENE qui fréquente 6ème année de Primaire  est de 0 FCFA, FATOU SENE a fait comment pour payer ces cahiers et autres matériels scolaires (SAC, stylo, craie, ardoise, crayon...) ? prière de corriger.</w:t>
-            </w:r>
-          </w:p>
-        </w:tc>
-      </w:tr>
-      <w:tr>
-        <w:tc>
-          <w:tcPr>
-            <w:tcW w:type="dxa" w:w="964"/>
-          </w:tcPr>
-          <w:p>
-            <w:r>
-              <w:rPr>
-                <w:b/>
-                <w:i w:val="0"/>
-                <w:color w:val="EA580C"/>
-                <w:sz w:val="16"/>
-              </w:rPr>
-              <w:t>Moyenne</w:t>
-            </w:r>
-          </w:p>
-        </w:tc>
-        <w:tc>
-          <w:tcPr>
-            <w:tcW w:type="dxa" w:w="1247"/>
-          </w:tcPr>
-          <w:p>
-            <w:r>
-              <w:rPr>
-                <w:b/>
-                <w:i w:val="0"/>
-                <w:sz w:val="16"/>
-              </w:rPr>
-              <w:t>S02</w:t>
-              <w:br/>
-            </w:r>
-            <w:r>
-              <w:rPr>
-                <w:b w:val="0"/>
-                <w:i w:val="0"/>
-                <w:color w:val="64748B"/>
-                <w:sz w:val="14"/>
-              </w:rPr>
-              <w:t>Éducation</w:t>
-            </w:r>
-          </w:p>
-        </w:tc>
-        <w:tc>
-          <w:tcPr>
-            <w:tcW w:type="dxa" w:w="1531"/>
-          </w:tcPr>
-          <w:p>
-            <w:r>
-              <w:rPr>
-                <w:b/>
-                <w:i w:val="0"/>
-                <w:color w:val="16A34A"/>
-                <w:sz w:val="16"/>
-              </w:rPr>
-              <w:t>—</w:t>
-            </w:r>
-          </w:p>
-        </w:tc>
-        <w:tc>
-          <w:tcPr>
-            <w:tcW w:type="dxa" w:w="1191"/>
-          </w:tcPr>
-          <w:p>
-            <w:r>
-              <w:rPr>
-                <w:b w:val="0"/>
-                <w:i w:val="0"/>
-                <w:color w:val="64748B"/>
-                <w:sz w:val="16"/>
-              </w:rPr>
-              <w:t>GT-CQ</w:t>
-            </w:r>
-          </w:p>
-        </w:tc>
-        <w:tc>
-          <w:tcPr>
-            <w:tcW w:type="dxa" w:w="4706"/>
-          </w:tcPr>
-          <w:p>
-            <w:r>
-              <w:rPr>
-                <w:b w:val="0"/>
-                <w:i w:val="0"/>
-                <w:sz w:val="17"/>
-              </w:rPr>
-              <w:t>veuillez, s'il vous plait, confirmer les frais de scolarité ( 1000 FCFA) payée de MADOU NDIAYE avec le QG ou apporter les corrections nécessaires.</w:t>
-            </w:r>
-          </w:p>
-        </w:tc>
-      </w:tr>
-      <w:tr>
-        <w:tc>
-          <w:tcPr>
-            <w:tcW w:type="dxa" w:w="964"/>
-          </w:tcPr>
-          <w:p>
-            <w:r>
-              <w:rPr>
-                <w:b/>
-                <w:i w:val="0"/>
-                <w:color w:val="EA580C"/>
-                <w:sz w:val="16"/>
-              </w:rPr>
-              <w:t>Moyenne</w:t>
-            </w:r>
-          </w:p>
-        </w:tc>
-        <w:tc>
-          <w:tcPr>
-            <w:tcW w:type="dxa" w:w="1247"/>
-          </w:tcPr>
-          <w:p>
-            <w:r>
-              <w:rPr>
-                <w:b/>
-                <w:i w:val="0"/>
-                <w:sz w:val="16"/>
-              </w:rPr>
-              <w:t>S02</w:t>
-              <w:br/>
-            </w:r>
-            <w:r>
-              <w:rPr>
-                <w:b w:val="0"/>
-                <w:i w:val="0"/>
-                <w:color w:val="64748B"/>
-                <w:sz w:val="14"/>
-              </w:rPr>
-              <w:t>Éducation</w:t>
-            </w:r>
-          </w:p>
-        </w:tc>
-        <w:tc>
-          <w:tcPr>
-            <w:tcW w:type="dxa" w:w="1531"/>
-          </w:tcPr>
-          <w:p>
-            <w:r>
-              <w:rPr>
-                <w:b/>
-                <w:i w:val="0"/>
-                <w:color w:val="16A34A"/>
-                <w:sz w:val="16"/>
-              </w:rPr>
-              <w:t>—</w:t>
-            </w:r>
-          </w:p>
-        </w:tc>
-        <w:tc>
-          <w:tcPr>
-            <w:tcW w:type="dxa" w:w="1191"/>
-          </w:tcPr>
-          <w:p>
-            <w:r>
-              <w:rPr>
-                <w:b w:val="0"/>
-                <w:i w:val="0"/>
-                <w:color w:val="64748B"/>
-                <w:sz w:val="16"/>
-              </w:rPr>
-              <w:t>GT-CQ</w:t>
-            </w:r>
-          </w:p>
-        </w:tc>
-        <w:tc>
-          <w:tcPr>
-            <w:tcW w:type="dxa" w:w="4706"/>
-          </w:tcPr>
-          <w:p>
-            <w:r>
-              <w:rPr>
-                <w:b w:val="0"/>
-                <w:i w:val="0"/>
-                <w:sz w:val="17"/>
-              </w:rPr>
-              <w:t>veuillez, s'il vous plait, confirmer les frais de scolarité ( 10000 FCFA) payée de ABDOU DIOUF avec le QG ou apporter les corrections nécessaires.</w:t>
-            </w:r>
-          </w:p>
-        </w:tc>
-      </w:tr>
-      <w:tr>
-        <w:tc>
-          <w:tcPr>
-            <w:tcW w:type="dxa" w:w="964"/>
-          </w:tcPr>
-          <w:p>
-            <w:r>
-              <w:rPr>
-                <w:b/>
-                <w:i w:val="0"/>
-                <w:color w:val="EA580C"/>
-                <w:sz w:val="16"/>
-              </w:rPr>
-              <w:t>Moyenne</w:t>
-            </w:r>
-          </w:p>
-        </w:tc>
-        <w:tc>
-          <w:tcPr>
-            <w:tcW w:type="dxa" w:w="1247"/>
-          </w:tcPr>
-          <w:p>
-            <w:r>
-              <w:rPr>
-                <w:b/>
-                <w:i w:val="0"/>
-                <w:sz w:val="16"/>
-              </w:rPr>
-              <w:t>S02</w:t>
-              <w:br/>
-            </w:r>
-            <w:r>
-              <w:rPr>
-                <w:b w:val="0"/>
-                <w:i w:val="0"/>
-                <w:color w:val="64748B"/>
-                <w:sz w:val="14"/>
-              </w:rPr>
-              <w:t>Éducation</w:t>
-            </w:r>
-          </w:p>
-        </w:tc>
-        <w:tc>
-          <w:tcPr>
-            <w:tcW w:type="dxa" w:w="1531"/>
-          </w:tcPr>
-          <w:p>
-            <w:r>
-              <w:rPr>
-                <w:b/>
-                <w:i w:val="0"/>
-                <w:color w:val="16A34A"/>
-                <w:sz w:val="16"/>
-              </w:rPr>
-              <w:t>—</w:t>
-            </w:r>
-          </w:p>
-        </w:tc>
-        <w:tc>
-          <w:tcPr>
-            <w:tcW w:type="dxa" w:w="1191"/>
-          </w:tcPr>
-          <w:p>
-            <w:r>
-              <w:rPr>
-                <w:b w:val="0"/>
-                <w:i w:val="0"/>
-                <w:color w:val="64748B"/>
-                <w:sz w:val="16"/>
-              </w:rPr>
-              <w:t>GT-CQ</w:t>
-            </w:r>
-          </w:p>
-        </w:tc>
-        <w:tc>
-          <w:tcPr>
-            <w:tcW w:type="dxa" w:w="4706"/>
-          </w:tcPr>
-          <w:p>
-            <w:r>
-              <w:rPr>
-                <w:b w:val="0"/>
-                <w:i w:val="0"/>
-                <w:sz w:val="17"/>
-              </w:rPr>
-              <w:t>Prière de vous adresser à MARIE DIENG pour avoir l'année exacte.</w:t>
             </w:r>
           </w:p>
         </w:tc>
